--- a/Chapter_7_Ethernet_Switching_Network/Chapter_7_Ethernet_Switching_Network.docx
+++ b/Chapter_7_Ethernet_Switching_Network/Chapter_7_Ethernet_Switching_Network.docx
@@ -163,8 +163,315 @@
         </w:drawing>
       </w:r>
     </w:p>
+    <w:p/>
+    <w:p/>
+    <w:p/>
+    <w:p/>
+    <w:p/>
+    <w:p/>
+    <w:p>
+      <w:pPr>
+        <w:rPr>
+          <w:b/>
+          <w:bCs/>
+          <w:noProof/>
+        </w:rPr>
+      </w:pPr>
+      <w:r>
+        <w:rPr>
+          <w:b/>
+          <w:bCs/>
+          <w:noProof/>
+        </w:rPr>
+        <w:lastRenderedPageBreak/>
+        <w:t>Ethernet II Frame</w:t>
+      </w:r>
+    </w:p>
+    <w:p>
+      <w:pPr>
+        <w:rPr>
+          <w:noProof/>
+        </w:rPr>
+      </w:pPr>
+      <w:r>
+        <w:rPr>
+          <w:noProof/>
+        </w:rPr>
+        <mc:AlternateContent>
+          <mc:Choice Requires="wps">
+            <w:drawing>
+              <wp:anchor distT="0" distB="0" distL="114300" distR="114300" simplePos="0" relativeHeight="251660288" behindDoc="0" locked="0" layoutInCell="1" allowOverlap="1" wp14:anchorId="2145A731" wp14:editId="1B07726E">
+                <wp:simplePos x="0" y="0"/>
+                <wp:positionH relativeFrom="column">
+                  <wp:posOffset>20634</wp:posOffset>
+                </wp:positionH>
+                <wp:positionV relativeFrom="paragraph">
+                  <wp:posOffset>2068490</wp:posOffset>
+                </wp:positionV>
+                <wp:extent cx="5691116" cy="348018"/>
+                <wp:effectExtent l="0" t="0" r="24130" b="13970"/>
+                <wp:wrapNone/>
+                <wp:docPr id="7" name="Rectangle 7"/>
+                <wp:cNvGraphicFramePr/>
+                <a:graphic xmlns:a="http://schemas.openxmlformats.org/drawingml/2006/main">
+                  <a:graphicData uri="http://schemas.microsoft.com/office/word/2010/wordprocessingShape">
+                    <wps:wsp>
+                      <wps:cNvSpPr/>
+                      <wps:spPr>
+                        <a:xfrm>
+                          <a:off x="0" y="0"/>
+                          <a:ext cx="5691116" cy="348018"/>
+                        </a:xfrm>
+                        <a:prstGeom prst="rect">
+                          <a:avLst/>
+                        </a:prstGeom>
+                        <a:noFill/>
+                        <a:ln>
+                          <a:solidFill>
+                            <a:srgbClr val="FF0000"/>
+                          </a:solidFill>
+                        </a:ln>
+                      </wps:spPr>
+                      <wps:style>
+                        <a:lnRef idx="2">
+                          <a:schemeClr val="accent1">
+                            <a:shade val="50000"/>
+                          </a:schemeClr>
+                        </a:lnRef>
+                        <a:fillRef idx="1">
+                          <a:schemeClr val="accent1"/>
+                        </a:fillRef>
+                        <a:effectRef idx="0">
+                          <a:schemeClr val="accent1"/>
+                        </a:effectRef>
+                        <a:fontRef idx="minor">
+                          <a:schemeClr val="lt1"/>
+                        </a:fontRef>
+                      </wps:style>
+                      <wps:bodyPr rot="0" spcFirstLastPara="0" vertOverflow="overflow" horzOverflow="overflow" vert="horz" wrap="square" lIns="91440" tIns="45720" rIns="91440" bIns="45720" numCol="1" spcCol="0" rtlCol="0" fromWordArt="0" anchor="ctr" anchorCtr="0" forceAA="0" compatLnSpc="1">
+                        <a:prstTxWarp prst="textNoShape">
+                          <a:avLst/>
+                        </a:prstTxWarp>
+                        <a:noAutofit/>
+                      </wps:bodyPr>
+                    </wps:wsp>
+                  </a:graphicData>
+                </a:graphic>
+                <wp14:sizeRelH relativeFrom="margin">
+                  <wp14:pctWidth>0</wp14:pctWidth>
+                </wp14:sizeRelH>
+                <wp14:sizeRelV relativeFrom="margin">
+                  <wp14:pctHeight>0</wp14:pctHeight>
+                </wp14:sizeRelV>
+              </wp:anchor>
+            </w:drawing>
+          </mc:Choice>
+          <mc:Fallback>
+            <w:pict>
+              <v:rect w14:anchorId="211C89DC" id="Rectangle 7" o:spid="_x0000_s1026" style="position:absolute;margin-left:1.6pt;margin-top:162.85pt;width:448.1pt;height:27.4pt;z-index:251660288;visibility:visible;mso-wrap-style:square;mso-width-percent:0;mso-height-percent:0;mso-wrap-distance-left:9pt;mso-wrap-distance-top:0;mso-wrap-distance-right:9pt;mso-wrap-distance-bottom:0;mso-position-horizontal:absolute;mso-position-horizontal-relative:text;mso-position-vertical:absolute;mso-position-vertical-relative:text;mso-width-percent:0;mso-height-percent:0;mso-width-relative:margin;mso-height-relative:margin;v-text-anchor:middle" o:gfxdata="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" filled="f" strokecolor="red" strokeweight="1pt"/>
+            </w:pict>
+          </mc:Fallback>
+        </mc:AlternateContent>
+      </w:r>
+      <w:r>
+        <w:rPr>
+          <w:noProof/>
+        </w:rPr>
+        <w:drawing>
+          <wp:inline distT="0" distB="0" distL="0" distR="0" wp14:anchorId="1A0B9144" wp14:editId="48D0AAE1">
+            <wp:extent cx="5725160" cy="3725545"/>
+            <wp:effectExtent l="0" t="0" r="8890" b="8255"/>
+            <wp:docPr id="5" name="Picture 5"/>
+            <wp:cNvGraphicFramePr>
+              <a:graphicFrameLocks xmlns:a="http://schemas.openxmlformats.org/drawingml/2006/main" noChangeAspect="1"/>
+            </wp:cNvGraphicFramePr>
+            <a:graphic xmlns:a="http://schemas.openxmlformats.org/drawingml/2006/main">
+              <a:graphicData uri="http://schemas.openxmlformats.org/drawingml/2006/picture">
+                <pic:pic xmlns:pic="http://schemas.openxmlformats.org/drawingml/2006/picture">
+                  <pic:nvPicPr>
+                    <pic:cNvPr id="0" name="Picture 2"/>
+                    <pic:cNvPicPr>
+                      <a:picLocks noChangeAspect="1" noChangeArrowheads="1"/>
+                    </pic:cNvPicPr>
+                  </pic:nvPicPr>
+                  <pic:blipFill>
+                    <a:blip r:embed="rId9">
+                      <a:extLst>
+                        <a:ext uri="{28A0092B-C50C-407E-A947-70E740481C1C}">
+                          <a14:useLocalDpi xmlns:a14="http://schemas.microsoft.com/office/drawing/2010/main" val="0"/>
+                        </a:ext>
+                      </a:extLst>
+                    </a:blip>
+                    <a:srcRect/>
+                    <a:stretch>
+                      <a:fillRect/>
+                    </a:stretch>
+                  </pic:blipFill>
+                  <pic:spPr bwMode="auto">
+                    <a:xfrm>
+                      <a:off x="0" y="0"/>
+                      <a:ext cx="5725160" cy="3725545"/>
+                    </a:xfrm>
+                    <a:prstGeom prst="rect">
+                      <a:avLst/>
+                    </a:prstGeom>
+                    <a:noFill/>
+                    <a:ln>
+                      <a:noFill/>
+                    </a:ln>
+                  </pic:spPr>
+                </pic:pic>
+              </a:graphicData>
+            </a:graphic>
+          </wp:inline>
+        </w:drawing>
+      </w:r>
+    </w:p>
+    <w:p>
+      <w:r>
+        <w:rPr>
+          <w:noProof/>
+        </w:rPr>
+        <mc:AlternateContent>
+          <mc:Choice Requires="wps">
+            <w:drawing>
+              <wp:anchor distT="0" distB="0" distL="114300" distR="114300" simplePos="0" relativeHeight="251659264" behindDoc="0" locked="0" layoutInCell="1" allowOverlap="1" wp14:anchorId="54F76412" wp14:editId="0A4CF229">
+                <wp:simplePos x="0" y="0"/>
+                <wp:positionH relativeFrom="column">
+                  <wp:posOffset>-13486</wp:posOffset>
+                </wp:positionH>
+                <wp:positionV relativeFrom="paragraph">
+                  <wp:posOffset>1119903</wp:posOffset>
+                </wp:positionV>
+                <wp:extent cx="5656836" cy="429905"/>
+                <wp:effectExtent l="0" t="0" r="20320" b="27305"/>
+                <wp:wrapNone/>
+                <wp:docPr id="6" name="Rectangle 6"/>
+                <wp:cNvGraphicFramePr/>
+                <a:graphic xmlns:a="http://schemas.openxmlformats.org/drawingml/2006/main">
+                  <a:graphicData uri="http://schemas.microsoft.com/office/word/2010/wordprocessingShape">
+                    <wps:wsp>
+                      <wps:cNvSpPr/>
+                      <wps:spPr>
+                        <a:xfrm>
+                          <a:off x="0" y="0"/>
+                          <a:ext cx="5656836" cy="429905"/>
+                        </a:xfrm>
+                        <a:prstGeom prst="rect">
+                          <a:avLst/>
+                        </a:prstGeom>
+                        <a:noFill/>
+                        <a:ln>
+                          <a:solidFill>
+                            <a:srgbClr val="FF0000"/>
+                          </a:solidFill>
+                        </a:ln>
+                      </wps:spPr>
+                      <wps:style>
+                        <a:lnRef idx="2">
+                          <a:schemeClr val="accent1">
+                            <a:shade val="50000"/>
+                          </a:schemeClr>
+                        </a:lnRef>
+                        <a:fillRef idx="1">
+                          <a:schemeClr val="accent1"/>
+                        </a:fillRef>
+                        <a:effectRef idx="0">
+                          <a:schemeClr val="accent1"/>
+                        </a:effectRef>
+                        <a:fontRef idx="minor">
+                          <a:schemeClr val="lt1"/>
+                        </a:fontRef>
+                      </wps:style>
+                      <wps:bodyPr rot="0" spcFirstLastPara="0" vertOverflow="overflow" horzOverflow="overflow" vert="horz" wrap="square" lIns="91440" tIns="45720" rIns="91440" bIns="45720" numCol="1" spcCol="0" rtlCol="0" fromWordArt="0" anchor="ctr" anchorCtr="0" forceAA="0" compatLnSpc="1">
+                        <a:prstTxWarp prst="textNoShape">
+                          <a:avLst/>
+                        </a:prstTxWarp>
+                        <a:noAutofit/>
+                      </wps:bodyPr>
+                    </wps:wsp>
+                  </a:graphicData>
+                </a:graphic>
+                <wp14:sizeRelH relativeFrom="margin">
+                  <wp14:pctWidth>0</wp14:pctWidth>
+                </wp14:sizeRelH>
+              </wp:anchor>
+            </w:drawing>
+          </mc:Choice>
+          <mc:Fallback>
+            <w:pict>
+              <v:rect w14:anchorId="04C229D0" id="Rectangle 6" o:spid="_x0000_s1026" style="position:absolute;margin-left:-1.05pt;margin-top:88.2pt;width:445.4pt;height:33.85pt;z-index:251659264;visibility:visible;mso-wrap-style:square;mso-width-percent:0;mso-wrap-distance-left:9pt;mso-wrap-distance-top:0;mso-wrap-distance-right:9pt;mso-wrap-distance-bottom:0;mso-position-horizontal:absolute;mso-position-horizontal-relative:text;mso-position-vertical:absolute;mso-position-vertical-relative:text;mso-width-percent:0;mso-width-relative:margin;v-text-anchor:middle" o:gfxdata="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" filled="f" strokecolor="red" strokeweight="1pt"/>
+            </w:pict>
+          </mc:Fallback>
+        </mc:AlternateContent>
+      </w:r>
+      <w:r>
+        <w:rPr>
+          <w:noProof/>
+        </w:rPr>
+        <w:drawing>
+          <wp:inline distT="0" distB="0" distL="0" distR="0" wp14:anchorId="42215285" wp14:editId="72047E09">
+            <wp:extent cx="5670645" cy="3068664"/>
+            <wp:effectExtent l="0" t="0" r="6350" b="0"/>
+            <wp:docPr id="4" name="Picture 4"/>
+            <wp:cNvGraphicFramePr>
+              <a:graphicFrameLocks xmlns:a="http://schemas.openxmlformats.org/drawingml/2006/main" noChangeAspect="1"/>
+            </wp:cNvGraphicFramePr>
+            <a:graphic xmlns:a="http://schemas.openxmlformats.org/drawingml/2006/main">
+              <a:graphicData uri="http://schemas.openxmlformats.org/drawingml/2006/picture">
+                <pic:pic xmlns:pic="http://schemas.openxmlformats.org/drawingml/2006/picture">
+                  <pic:nvPicPr>
+                    <pic:cNvPr id="0" name="Picture 1"/>
+                    <pic:cNvPicPr>
+                      <a:picLocks noChangeAspect="1" noChangeArrowheads="1"/>
+                    </pic:cNvPicPr>
+                  </pic:nvPicPr>
+                  <pic:blipFill>
+                    <a:blip r:embed="rId10">
+                      <a:extLst>
+                        <a:ext uri="{28A0092B-C50C-407E-A947-70E740481C1C}">
+                          <a14:useLocalDpi xmlns:a14="http://schemas.microsoft.com/office/drawing/2010/main" val="0"/>
+                        </a:ext>
+                      </a:extLst>
+                    </a:blip>
+                    <a:srcRect/>
+                    <a:stretch>
+                      <a:fillRect/>
+                    </a:stretch>
+                  </pic:blipFill>
+                  <pic:spPr bwMode="auto">
+                    <a:xfrm>
+                      <a:off x="0" y="0"/>
+                      <a:ext cx="5681804" cy="3074703"/>
+                    </a:xfrm>
+                    <a:prstGeom prst="rect">
+                      <a:avLst/>
+                    </a:prstGeom>
+                    <a:noFill/>
+                    <a:ln>
+                      <a:noFill/>
+                    </a:ln>
+                  </pic:spPr>
+                </pic:pic>
+              </a:graphicData>
+            </a:graphic>
+          </wp:inline>
+        </w:drawing>
+      </w:r>
+    </w:p>
+    <w:p>
+      <w:hyperlink r:id="rId11" w:history="1">
+        <w:r>
+          <w:rPr>
+            <w:rStyle w:val="Hyperlink"/>
+          </w:rPr>
+          <w:t>https://support.huawei.com/enterprise/en/doc/EDOC1100174721/ea0a043c/ethernet-ii-frame</w:t>
+        </w:r>
+      </w:hyperlink>
+    </w:p>
+    <w:p/>
     <w:sectPr>
-      <w:headerReference w:type="default" r:id="rId9"/>
+      <w:headerReference w:type="default" r:id="rId12"/>
       <w:pgSz w:w="11906" w:h="16838"/>
       <w:pgMar w:top="1440" w:right="707" w:bottom="1440" w:left="709" w:header="708" w:footer="708" w:gutter="0"/>
       <w:cols w:space="708"/>
@@ -713,6 +1020,17 @@
     <w:uiPriority w:val="99"/>
     <w:rsid w:val="009A6E4B"/>
   </w:style>
+  <w:style w:type="character" w:styleId="Hyperlink">
+    <w:name w:val="Hyperlink"/>
+    <w:basedOn w:val="DefaultParagraphFont"/>
+    <w:uiPriority w:val="99"/>
+    <w:unhideWhenUsed/>
+    <w:rsid w:val="009F4F48"/>
+    <w:rPr>
+      <w:color w:val="0563C1" w:themeColor="hyperlink"/>
+      <w:u w:val="single"/>
+    </w:rPr>
+  </w:style>
 </w:styles>
 </file>
 

--- a/Chapter_7_Ethernet_Switching_Network/Chapter_7_Ethernet_Switching_Network.docx
+++ b/Chapter_7_Ethernet_Switching_Network/Chapter_7_Ethernet_Switching_Network.docx
@@ -460,6 +460,11 @@
       </w:r>
     </w:p>
     <w:p>
+      <w:pPr>
+        <w:rPr>
+          <w:rStyle w:val="Hyperlink"/>
+        </w:rPr>
+      </w:pPr>
       <w:hyperlink r:id="rId11" w:history="1">
         <w:r>
           <w:rPr>
@@ -469,9 +474,125 @@
         </w:r>
       </w:hyperlink>
     </w:p>
+    <w:p>
+      <w:pPr>
+        <w:rPr>
+          <w:rStyle w:val="Hyperlink"/>
+        </w:rPr>
+      </w:pPr>
+    </w:p>
+    <w:p>
+      <w:r>
+        <w:rPr>
+          <w:noProof/>
+        </w:rPr>
+        <w:lastRenderedPageBreak/>
+        <w:drawing>
+          <wp:inline distT="0" distB="0" distL="0" distR="0" wp14:anchorId="7F250A8B" wp14:editId="649DAA74">
+            <wp:extent cx="5722620" cy="4483735"/>
+            <wp:effectExtent l="0" t="0" r="0" b="0"/>
+            <wp:docPr id="9" name="Picture 9"/>
+            <wp:cNvGraphicFramePr>
+              <a:graphicFrameLocks xmlns:a="http://schemas.openxmlformats.org/drawingml/2006/main" noChangeAspect="1"/>
+            </wp:cNvGraphicFramePr>
+            <a:graphic xmlns:a="http://schemas.openxmlformats.org/drawingml/2006/main">
+              <a:graphicData uri="http://schemas.openxmlformats.org/drawingml/2006/picture">
+                <pic:pic xmlns:pic="http://schemas.openxmlformats.org/drawingml/2006/picture">
+                  <pic:nvPicPr>
+                    <pic:cNvPr id="0" name="Picture 2"/>
+                    <pic:cNvPicPr>
+                      <a:picLocks noChangeAspect="1" noChangeArrowheads="1"/>
+                    </pic:cNvPicPr>
+                  </pic:nvPicPr>
+                  <pic:blipFill>
+                    <a:blip r:embed="rId12">
+                      <a:extLst>
+                        <a:ext uri="{28A0092B-C50C-407E-A947-70E740481C1C}">
+                          <a14:useLocalDpi xmlns:a14="http://schemas.microsoft.com/office/drawing/2010/main" val="0"/>
+                        </a:ext>
+                      </a:extLst>
+                    </a:blip>
+                    <a:srcRect/>
+                    <a:stretch>
+                      <a:fillRect/>
+                    </a:stretch>
+                  </pic:blipFill>
+                  <pic:spPr bwMode="auto">
+                    <a:xfrm>
+                      <a:off x="0" y="0"/>
+                      <a:ext cx="5722620" cy="4483735"/>
+                    </a:xfrm>
+                    <a:prstGeom prst="rect">
+                      <a:avLst/>
+                    </a:prstGeom>
+                    <a:noFill/>
+                    <a:ln>
+                      <a:noFill/>
+                    </a:ln>
+                  </pic:spPr>
+                </pic:pic>
+              </a:graphicData>
+            </a:graphic>
+          </wp:inline>
+        </w:drawing>
+      </w:r>
+      <w:r>
+        <w:rPr>
+          <w:noProof/>
+        </w:rPr>
+        <w:drawing>
+          <wp:inline distT="0" distB="0" distL="0" distR="0" wp14:anchorId="4B128396" wp14:editId="23321605">
+            <wp:extent cx="5722620" cy="3841750"/>
+            <wp:effectExtent l="0" t="0" r="0" b="6350"/>
+            <wp:docPr id="8" name="Picture 8"/>
+            <wp:cNvGraphicFramePr>
+              <a:graphicFrameLocks xmlns:a="http://schemas.openxmlformats.org/drawingml/2006/main" noChangeAspect="1"/>
+            </wp:cNvGraphicFramePr>
+            <a:graphic xmlns:a="http://schemas.openxmlformats.org/drawingml/2006/main">
+              <a:graphicData uri="http://schemas.openxmlformats.org/drawingml/2006/picture">
+                <pic:pic xmlns:pic="http://schemas.openxmlformats.org/drawingml/2006/picture">
+                  <pic:nvPicPr>
+                    <pic:cNvPr id="0" name="Picture 1"/>
+                    <pic:cNvPicPr>
+                      <a:picLocks noChangeAspect="1" noChangeArrowheads="1"/>
+                    </pic:cNvPicPr>
+                  </pic:nvPicPr>
+                  <pic:blipFill>
+                    <a:blip r:embed="rId13">
+                      <a:extLst>
+                        <a:ext uri="{28A0092B-C50C-407E-A947-70E740481C1C}">
+                          <a14:useLocalDpi xmlns:a14="http://schemas.microsoft.com/office/drawing/2010/main" val="0"/>
+                        </a:ext>
+                      </a:extLst>
+                    </a:blip>
+                    <a:srcRect/>
+                    <a:stretch>
+                      <a:fillRect/>
+                    </a:stretch>
+                  </pic:blipFill>
+                  <pic:spPr bwMode="auto">
+                    <a:xfrm>
+                      <a:off x="0" y="0"/>
+                      <a:ext cx="5722620" cy="3841750"/>
+                    </a:xfrm>
+                    <a:prstGeom prst="rect">
+                      <a:avLst/>
+                    </a:prstGeom>
+                    <a:noFill/>
+                    <a:ln>
+                      <a:noFill/>
+                    </a:ln>
+                  </pic:spPr>
+                </pic:pic>
+              </a:graphicData>
+            </a:graphic>
+          </wp:inline>
+        </w:drawing>
+      </w:r>
+    </w:p>
     <w:p/>
     <w:sectPr>
-      <w:headerReference w:type="default" r:id="rId12"/>
+      <w:headerReference w:type="default" r:id="rId14"/>
       <w:pgSz w:w="11906" w:h="16838"/>
       <w:pgMar w:top="1440" w:right="707" w:bottom="1440" w:left="709" w:header="708" w:footer="708" w:gutter="0"/>
       <w:cols w:space="708"/>

--- a/Chapter_7_Ethernet_Switching_Network/Chapter_7_Ethernet_Switching_Network.docx
+++ b/Chapter_7_Ethernet_Switching_Network/Chapter_7_Ethernet_Switching_Network.docx
@@ -3,10 +3,234 @@
 <w:document xmlns:wpc="http://schemas.microsoft.com/office/word/2010/wordprocessingCanvas" xmlns:cx="http://schemas.microsoft.com/office/drawing/2014/chartex" xmlns:cx1="http://schemas.microsoft.com/office/drawing/2015/9/8/chartex" xmlns:cx2="http://schemas.microsoft.com/office/drawing/2015/10/21/chartex" xmlns:cx3="http://schemas.microsoft.com/office/drawing/2016/5/9/chartex" xmlns:cx4="http://schemas.microsoft.com/office/drawing/2016/5/10/chartex" xmlns:cx5="http://schemas.microsoft.com/office/drawing/2016/5/11/chartex" xmlns:cx6="http://schemas.microsoft.com/office/drawing/2016/5/12/chartex" xmlns:cx7="http://schemas.microsoft.com/office/drawing/2016/5/13/chartex" xmlns:cx8="http://schemas.microsoft.com/office/drawing/2016/5/14/chartex" xmlns:mc="http://schemas.openxmlformats.org/markup-compatibility/2006" xmlns:aink="http://schemas.microsoft.com/office/drawing/2016/ink" xmlns:am3d="http://schemas.microsoft.com/office/drawing/2017/model3d" xmlns:o="urn:schemas-microsoft-com:office:office" xmlns:r="http://schemas.openxmlformats.org/officeDocument/2006/relationships" xmlns:m="http://schemas.openxmlformats.org/officeDocument/2006/math" xmlns:v="urn:schemas-microsoft-com:vml" xmlns:wp14="http://schemas.microsoft.com/office/word/2010/wordprocessingDrawing" xmlns:wp="http://schemas.openxmlformats.org/drawingml/2006/wordprocessingDrawing" xmlns:w10="urn:schemas-microsoft-com:office:word" xmlns:w="http://schemas.openxmlformats.org/wordprocessingml/2006/main" xmlns:w14="http://schemas.microsoft.com/office/word/2010/wordml" xmlns:w15="http://schemas.microsoft.com/office/word/2012/wordml" xmlns:w16cex="http://schemas.microsoft.com/office/word/2018/wordml/cex" xmlns:w16cid="http://schemas.microsoft.com/office/word/2016/wordml/cid" xmlns:w16="http://schemas.microsoft.com/office/word/2018/wordml" xmlns:w16sdtdh="http://schemas.microsoft.com/office/word/2020/wordml/sdtdatahash" xmlns:w16se="http://schemas.microsoft.com/office/word/2015/wordml/symex" xmlns:wpg="http://schemas.microsoft.com/office/word/2010/wordprocessingGroup" xmlns:wpi="http://schemas.microsoft.com/office/word/2010/wordprocessingInk" xmlns:wne="http://schemas.microsoft.com/office/word/2006/wordml" xmlns:wps="http://schemas.microsoft.com/office/word/2010/wordprocessingShape" mc:Ignorable="w14 w15 w16se w16cid w16 w16cex w16sdtdh wp14">
   <w:body>
     <w:p>
-      <w:r>
-        <w:rPr>
-          <w:noProof/>
-        </w:rPr>
+      <w:pPr>
+        <w:rPr>
+          <w:noProof/>
+        </w:rPr>
+      </w:pPr>
+      <w:r>
+        <w:rPr>
+          <w:noProof/>
+        </w:rPr>
+        <w:drawing>
+          <wp:inline distT="0" distB="0" distL="0" distR="0" wp14:anchorId="16F79989" wp14:editId="19FF42D9">
+            <wp:extent cx="5635558" cy="3021305"/>
+            <wp:effectExtent l="0" t="0" r="3810" b="8255"/>
+            <wp:docPr id="10" name="Picture 10"/>
+            <wp:cNvGraphicFramePr>
+              <a:graphicFrameLocks xmlns:a="http://schemas.openxmlformats.org/drawingml/2006/main" noChangeAspect="1"/>
+            </wp:cNvGraphicFramePr>
+            <a:graphic xmlns:a="http://schemas.openxmlformats.org/drawingml/2006/main">
+              <a:graphicData uri="http://schemas.openxmlformats.org/drawingml/2006/picture">
+                <pic:pic xmlns:pic="http://schemas.openxmlformats.org/drawingml/2006/picture">
+                  <pic:nvPicPr>
+                    <pic:cNvPr id="0" name="Picture 1"/>
+                    <pic:cNvPicPr>
+                      <a:picLocks noChangeAspect="1" noChangeArrowheads="1"/>
+                    </pic:cNvPicPr>
+                  </pic:nvPicPr>
+                  <pic:blipFill>
+                    <a:blip r:embed="rId6">
+                      <a:extLst>
+                        <a:ext uri="{28A0092B-C50C-407E-A947-70E740481C1C}">
+                          <a14:useLocalDpi xmlns:a14="http://schemas.microsoft.com/office/drawing/2010/main" val="0"/>
+                        </a:ext>
+                      </a:extLst>
+                    </a:blip>
+                    <a:srcRect/>
+                    <a:stretch>
+                      <a:fillRect/>
+                    </a:stretch>
+                  </pic:blipFill>
+                  <pic:spPr bwMode="auto">
+                    <a:xfrm>
+                      <a:off x="0" y="0"/>
+                      <a:ext cx="5644700" cy="3026206"/>
+                    </a:xfrm>
+                    <a:prstGeom prst="rect">
+                      <a:avLst/>
+                    </a:prstGeom>
+                    <a:noFill/>
+                    <a:ln>
+                      <a:noFill/>
+                    </a:ln>
+                  </pic:spPr>
+                </pic:pic>
+              </a:graphicData>
+            </a:graphic>
+          </wp:inline>
+        </w:drawing>
+      </w:r>
+    </w:p>
+    <w:p>
+      <w:pPr>
+        <w:rPr>
+          <w:noProof/>
+        </w:rPr>
+      </w:pPr>
+    </w:p>
+    <w:p>
+      <w:pPr>
+        <w:rPr>
+          <w:b/>
+          <w:bCs/>
+          <w:noProof/>
+          <w:sz w:val="28"/>
+          <w:szCs w:val="28"/>
+        </w:rPr>
+      </w:pPr>
+      <w:r>
+        <w:rPr>
+          <w:b/>
+          <w:bCs/>
+          <w:noProof/>
+          <w:sz w:val="28"/>
+          <w:szCs w:val="28"/>
+        </w:rPr>
+        <w:t>Type value in Ethernet II frame</w:t>
+      </w:r>
+    </w:p>
+    <w:p>
+      <w:pPr>
+        <w:rPr>
+          <w:noProof/>
+        </w:rPr>
+      </w:pPr>
+      <w:r>
+        <w:rPr>
+          <w:noProof/>
+        </w:rPr>
+        <w:drawing>
+          <wp:inline distT="0" distB="0" distL="0" distR="0" wp14:anchorId="62FAD88A" wp14:editId="0AAEC91A">
+            <wp:extent cx="5726430" cy="3722370"/>
+            <wp:effectExtent l="0" t="0" r="7620" b="0"/>
+            <wp:docPr id="11" name="Picture 11"/>
+            <wp:cNvGraphicFramePr>
+              <a:graphicFrameLocks xmlns:a="http://schemas.openxmlformats.org/drawingml/2006/main" noChangeAspect="1"/>
+            </wp:cNvGraphicFramePr>
+            <a:graphic xmlns:a="http://schemas.openxmlformats.org/drawingml/2006/main">
+              <a:graphicData uri="http://schemas.openxmlformats.org/drawingml/2006/picture">
+                <pic:pic xmlns:pic="http://schemas.openxmlformats.org/drawingml/2006/picture">
+                  <pic:nvPicPr>
+                    <pic:cNvPr id="0" name="Picture 3"/>
+                    <pic:cNvPicPr>
+                      <a:picLocks noChangeAspect="1" noChangeArrowheads="1"/>
+                    </pic:cNvPicPr>
+                  </pic:nvPicPr>
+                  <pic:blipFill>
+                    <a:blip r:embed="rId7">
+                      <a:extLst>
+                        <a:ext uri="{28A0092B-C50C-407E-A947-70E740481C1C}">
+                          <a14:useLocalDpi xmlns:a14="http://schemas.microsoft.com/office/drawing/2010/main" val="0"/>
+                        </a:ext>
+                      </a:extLst>
+                    </a:blip>
+                    <a:srcRect/>
+                    <a:stretch>
+                      <a:fillRect/>
+                    </a:stretch>
+                  </pic:blipFill>
+                  <pic:spPr bwMode="auto">
+                    <a:xfrm>
+                      <a:off x="0" y="0"/>
+                      <a:ext cx="5726430" cy="3722370"/>
+                    </a:xfrm>
+                    <a:prstGeom prst="rect">
+                      <a:avLst/>
+                    </a:prstGeom>
+                    <a:noFill/>
+                    <a:ln>
+                      <a:noFill/>
+                    </a:ln>
+                  </pic:spPr>
+                </pic:pic>
+              </a:graphicData>
+            </a:graphic>
+          </wp:inline>
+        </w:drawing>
+      </w:r>
+    </w:p>
+    <w:p>
+      <w:pPr>
+        <w:rPr>
+          <w:noProof/>
+        </w:rPr>
+      </w:pPr>
+      <w:r>
+        <w:rPr>
+          <w:noProof/>
+        </w:rPr>
+        <w:lastRenderedPageBreak/>
+        <w:drawing>
+          <wp:inline distT="0" distB="0" distL="0" distR="0" wp14:anchorId="002B8FE0" wp14:editId="4C2527B5">
+            <wp:extent cx="5726430" cy="3093085"/>
+            <wp:effectExtent l="0" t="0" r="7620" b="0"/>
+            <wp:docPr id="12" name="Picture 12"/>
+            <wp:cNvGraphicFramePr>
+              <a:graphicFrameLocks xmlns:a="http://schemas.openxmlformats.org/drawingml/2006/main" noChangeAspect="1"/>
+            </wp:cNvGraphicFramePr>
+            <a:graphic xmlns:a="http://schemas.openxmlformats.org/drawingml/2006/main">
+              <a:graphicData uri="http://schemas.openxmlformats.org/drawingml/2006/picture">
+                <pic:pic xmlns:pic="http://schemas.openxmlformats.org/drawingml/2006/picture">
+                  <pic:nvPicPr>
+                    <pic:cNvPr id="0" name="Picture 5"/>
+                    <pic:cNvPicPr>
+                      <a:picLocks noChangeAspect="1" noChangeArrowheads="1"/>
+                    </pic:cNvPicPr>
+                  </pic:nvPicPr>
+                  <pic:blipFill>
+                    <a:blip r:embed="rId8">
+                      <a:extLst>
+                        <a:ext uri="{28A0092B-C50C-407E-A947-70E740481C1C}">
+                          <a14:useLocalDpi xmlns:a14="http://schemas.microsoft.com/office/drawing/2010/main" val="0"/>
+                        </a:ext>
+                      </a:extLst>
+                    </a:blip>
+                    <a:srcRect/>
+                    <a:stretch>
+                      <a:fillRect/>
+                    </a:stretch>
+                  </pic:blipFill>
+                  <pic:spPr bwMode="auto">
+                    <a:xfrm>
+                      <a:off x="0" y="0"/>
+                      <a:ext cx="5726430" cy="3093085"/>
+                    </a:xfrm>
+                    <a:prstGeom prst="rect">
+                      <a:avLst/>
+                    </a:prstGeom>
+                    <a:noFill/>
+                    <a:ln>
+                      <a:noFill/>
+                    </a:ln>
+                  </pic:spPr>
+                </pic:pic>
+              </a:graphicData>
+            </a:graphic>
+          </wp:inline>
+        </w:drawing>
+      </w:r>
+    </w:p>
+    <w:p>
+      <w:pPr>
+        <w:rPr>
+          <w:noProof/>
+        </w:rPr>
+      </w:pPr>
+    </w:p>
+    <w:p>
+      <w:pPr>
+        <w:rPr>
+          <w:noProof/>
+        </w:rPr>
+      </w:pPr>
+    </w:p>
+    <w:p>
+      <w:r>
+        <w:rPr>
+          <w:noProof/>
+        </w:rPr>
+        <w:lastRenderedPageBreak/>
         <w:drawing>
           <wp:inline distT="0" distB="0" distL="0" distR="0" wp14:anchorId="56ECCABA" wp14:editId="407B6A0B">
             <wp:extent cx="6460067" cy="3633649"/>
@@ -25,7 +249,7 @@
                     </pic:cNvPicPr>
                   </pic:nvPicPr>
                   <pic:blipFill>
-                    <a:blip r:embed="rId6">
+                    <a:blip r:embed="rId9">
                       <a:extLst>
                         <a:ext uri="{28A0092B-C50C-407E-A947-70E740481C1C}">
                           <a14:useLocalDpi xmlns:a14="http://schemas.microsoft.com/office/drawing/2010/main" val="0"/>
@@ -78,7 +302,7 @@
                     </pic:cNvPicPr>
                   </pic:nvPicPr>
                   <pic:blipFill>
-                    <a:blip r:embed="rId7">
+                    <a:blip r:embed="rId10">
                       <a:extLst>
                         <a:ext uri="{28A0092B-C50C-407E-A947-70E740481C1C}">
                           <a14:useLocalDpi xmlns:a14="http://schemas.microsoft.com/office/drawing/2010/main" val="0"/>
@@ -131,7 +355,7 @@
                     </pic:cNvPicPr>
                   </pic:nvPicPr>
                   <pic:blipFill>
-                    <a:blip r:embed="rId8">
+                    <a:blip r:embed="rId11">
                       <a:extLst>
                         <a:ext uri="{28A0092B-C50C-407E-A947-70E740481C1C}">
                           <a14:useLocalDpi xmlns:a14="http://schemas.microsoft.com/office/drawing/2010/main" val="0"/>
@@ -295,7 +519,7 @@
                     </pic:cNvPicPr>
                   </pic:nvPicPr>
                   <pic:blipFill>
-                    <a:blip r:embed="rId9">
+                    <a:blip r:embed="rId7">
                       <a:extLst>
                         <a:ext uri="{28A0092B-C50C-407E-A947-70E740481C1C}">
                           <a14:useLocalDpi xmlns:a14="http://schemas.microsoft.com/office/drawing/2010/main" val="0"/>
@@ -427,7 +651,7 @@
                     </pic:cNvPicPr>
                   </pic:nvPicPr>
                   <pic:blipFill>
-                    <a:blip r:embed="rId10">
+                    <a:blip r:embed="rId8">
                       <a:extLst>
                         <a:ext uri="{28A0092B-C50C-407E-A947-70E740481C1C}">
                           <a14:useLocalDpi xmlns:a14="http://schemas.microsoft.com/office/drawing/2010/main" val="0"/>
@@ -465,7 +689,7 @@
           <w:rStyle w:val="Hyperlink"/>
         </w:rPr>
       </w:pPr>
-      <w:hyperlink r:id="rId11" w:history="1">
+      <w:hyperlink r:id="rId12" w:history="1">
         <w:r>
           <w:rPr>
             <w:rStyle w:val="Hyperlink"/>
@@ -505,7 +729,7 @@
                     </pic:cNvPicPr>
                   </pic:nvPicPr>
                   <pic:blipFill>
-                    <a:blip r:embed="rId12">
+                    <a:blip r:embed="rId13">
                       <a:extLst>
                         <a:ext uri="{28A0092B-C50C-407E-A947-70E740481C1C}">
                           <a14:useLocalDpi xmlns:a14="http://schemas.microsoft.com/office/drawing/2010/main" val="0"/>
@@ -558,7 +782,7 @@
                     </pic:cNvPicPr>
                   </pic:nvPicPr>
                   <pic:blipFill>
-                    <a:blip r:embed="rId13">
+                    <a:blip r:embed="rId14">
                       <a:extLst>
                         <a:ext uri="{28A0092B-C50C-407E-A947-70E740481C1C}">
                           <a14:useLocalDpi xmlns:a14="http://schemas.microsoft.com/office/drawing/2010/main" val="0"/>
@@ -592,7 +816,7 @@
     </w:p>
     <w:p/>
     <w:sectPr>
-      <w:headerReference w:type="default" r:id="rId14"/>
+      <w:headerReference w:type="default" r:id="rId15"/>
       <w:pgSz w:w="11906" w:h="16838"/>
       <w:pgMar w:top="1440" w:right="707" w:bottom="1440" w:left="709" w:header="708" w:footer="708" w:gutter="0"/>
       <w:cols w:space="708"/>
